--- a/spikes/outputs/fork-cavets.docx
+++ b/spikes/outputs/fork-cavets.docx
@@ -2,7 +2,7 @@
 <file path=word/document.xml><?xml version="1.0" encoding="utf-8"?>
 <w:document xmlns:w="http://schemas.openxmlformats.org/wordprocessingml/2006/main" xmlns:m="http://schemas.openxmlformats.org/officeDocument/2006/math" xmlns:r="http://schemas.openxmlformats.org/officeDocument/2006/relationships" xmlns:o="urn:schemas-microsoft-com:office:office" xmlns:v="urn:schemas-microsoft-com:vml" xmlns:w10="urn:schemas-microsoft-com:office:word" xmlns:a="http://schemas.openxmlformats.org/drawingml/2006/main" xmlns:pic="http://schemas.openxmlformats.org/drawingml/2006/picture" xmlns:wp="http://schemas.openxmlformats.org/drawingml/2006/wordprocessingDrawing">
   <w:body>
-    <w:bookmarkStart w:id="22" w:name="fork-caveats"/>
+    <w:bookmarkStart w:id="27" w:name="fork-caveats"/>
     <w:p>
       <w:pPr>
         <w:pStyle w:val="Heading1"/>
@@ -1083,7 +1083,1177 @@
       </w:r>
     </w:p>
     <w:bookmarkEnd w:id="21"/>
+    <w:bookmarkStart w:id="26" w:name="implications"/>
+    <w:p>
+      <w:pPr>
+        <w:pStyle w:val="Heading2"/>
+      </w:pPr>
+      <w:r>
+        <w:t xml:space="preserve">Implications</w:t>
+      </w:r>
+    </w:p>
+    <w:p>
+      <w:pPr>
+        <w:pStyle w:val="FirstParagraph"/>
+      </w:pPr>
+      <w:r>
+        <w:t xml:space="preserve">The tables above are not just documentation — they define work the team must own for every release and when merging upstream. Below are the concrete consequences and recommended actions.</w:t>
+      </w:r>
+    </w:p>
+    <w:bookmarkStart w:id="22" w:name="custom-version-check-endpoint"/>
+    <w:p>
+      <w:pPr>
+        <w:pStyle w:val="Heading3"/>
+      </w:pPr>
+      <w:r>
+        <w:t xml:space="preserve">Custom version check endpoint</w:t>
+      </w:r>
+    </w:p>
+    <w:p>
+      <w:pPr>
+        <w:pStyle w:val="FirstParagraph"/>
+      </w:pPr>
+      <w:r>
+        <w:t xml:space="preserve">Upstream Sparrow polls</w:t>
+      </w:r>
+      <w:r>
+        <w:t xml:space="preserve"> </w:t>
+      </w:r>
+      <w:r>
+        <w:rPr>
+          <w:rStyle w:val="VerbatimChar"/>
+        </w:rPr>
+        <w:t xml:space="preserve">https://www.sparrowwallet.com/version</w:t>
+      </w:r>
+      <w:r>
+        <w:t xml:space="preserve"> </w:t>
+      </w:r>
+      <w:r>
+        <w:t xml:space="preserve">on a schedule via</w:t>
+      </w:r>
+      <w:r>
+        <w:t xml:space="preserve"> </w:t>
+      </w:r>
+      <w:r>
+        <w:rPr>
+          <w:rStyle w:val="VerbatimChar"/>
+        </w:rPr>
+        <w:t xml:space="preserve">VersionCheckService.java</w:t>
+      </w:r>
+      <w:r>
+        <w:t xml:space="preserve">. If we leave that URL unchanged, Strata Edition users will be told about upstream releases (or miss Strata releases entirely).</w:t>
+      </w:r>
+    </w:p>
+    <w:p>
+      <w:pPr>
+        <w:pStyle w:val="BodyText"/>
+      </w:pPr>
+      <w:r>
+        <w:rPr>
+          <w:b/>
+          <w:bCs/>
+        </w:rPr>
+        <w:t xml:space="preserve">We need our own endpoint</w:t>
+      </w:r>
+      <w:r>
+        <w:t xml:space="preserve"> </w:t>
+      </w:r>
+      <w:r>
+        <w:t xml:space="preserve">that serves the same JSON shape. A static file in GitHub works fine — for example:</w:t>
+      </w:r>
+    </w:p>
+    <w:p>
+      <w:pPr>
+        <w:pStyle w:val="Compact"/>
+        <w:numPr>
+          <w:ilvl w:val="0"/>
+          <w:numId w:val="1001"/>
+        </w:numPr>
+      </w:pPr>
+      <w:r>
+        <w:t xml:space="preserve">Raw file in this repo:</w:t>
+      </w:r>
+      <w:r>
+        <w:t xml:space="preserve"> </w:t>
+      </w:r>
+      <w:r>
+        <w:rPr>
+          <w:rStyle w:val="VerbatimChar"/>
+        </w:rPr>
+        <w:t xml:space="preserve">https://raw.githubusercontent.com/&lt;org&gt;/&lt;repo&gt;/main/version</w:t>
+      </w:r>
+    </w:p>
+    <w:p>
+      <w:pPr>
+        <w:pStyle w:val="Compact"/>
+        <w:numPr>
+          <w:ilvl w:val="0"/>
+          <w:numId w:val="1001"/>
+        </w:numPr>
+      </w:pPr>
+      <w:r>
+        <w:t xml:space="preserve">GitHub Pages:</w:t>
+      </w:r>
+      <w:r>
+        <w:t xml:space="preserve"> </w:t>
+      </w:r>
+      <w:r>
+        <w:rPr>
+          <w:rStyle w:val="VerbatimChar"/>
+        </w:rPr>
+        <w:t xml:space="preserve">https://&lt;org&gt;.github.io/&lt;repo&gt;/version</w:t>
+      </w:r>
+    </w:p>
+    <w:p>
+      <w:pPr>
+        <w:pStyle w:val="FirstParagraph"/>
+      </w:pPr>
+      <w:r>
+        <w:t xml:space="preserve">The file format matches upstream (see</w:t>
+      </w:r>
+      <w:r>
+        <w:t xml:space="preserve"> </w:t>
+      </w:r>
+      <w:r>
+        <w:rPr>
+          <w:rStyle w:val="VerbatimChar"/>
+        </w:rPr>
+        <w:t xml:space="preserve">version</w:t>
+      </w:r>
+      <w:r>
+        <w:t xml:space="preserve"> </w:t>
+      </w:r>
+      <w:r>
+        <w:t xml:space="preserve">in this repo):</w:t>
+      </w:r>
+    </w:p>
+    <w:p>
+      <w:pPr>
+        <w:pStyle w:val="SourceCode"/>
+      </w:pPr>
+      <w:r>
+        <w:rPr>
+          <w:rStyle w:val="FunctionTok"/>
+        </w:rPr>
+        <w:t xml:space="preserve">{</w:t>
+      </w:r>
+      <w:r>
+        <w:br/>
+      </w:r>
+      <w:r>
+        <w:rPr>
+          <w:rStyle w:val="NormalTok"/>
+        </w:rPr>
+        <w:t xml:space="preserve">  </w:t>
+      </w:r>
+      <w:r>
+        <w:rPr>
+          <w:rStyle w:val="DataTypeTok"/>
+        </w:rPr>
+        <w:t xml:space="preserve">"version"</w:t>
+      </w:r>
+      <w:r>
+        <w:rPr>
+          <w:rStyle w:val="FunctionTok"/>
+        </w:rPr>
+        <w:t xml:space="preserve">:</w:t>
+      </w:r>
+      <w:r>
+        <w:rPr>
+          <w:rStyle w:val="NormalTok"/>
+        </w:rPr>
+        <w:t xml:space="preserve"> </w:t>
+      </w:r>
+      <w:r>
+        <w:rPr>
+          <w:rStyle w:val="StringTok"/>
+        </w:rPr>
+        <w:t xml:space="preserve">"2.5.2"</w:t>
+      </w:r>
+      <w:r>
+        <w:rPr>
+          <w:rStyle w:val="FunctionTok"/>
+        </w:rPr>
+        <w:t xml:space="preserve">,</w:t>
+      </w:r>
+      <w:r>
+        <w:br/>
+      </w:r>
+      <w:r>
+        <w:rPr>
+          <w:rStyle w:val="NormalTok"/>
+        </w:rPr>
+        <w:t xml:space="preserve">  </w:t>
+      </w:r>
+      <w:r>
+        <w:rPr>
+          <w:rStyle w:val="DataTypeTok"/>
+        </w:rPr>
+        <w:t xml:space="preserve">"signatures"</w:t>
+      </w:r>
+      <w:r>
+        <w:rPr>
+          <w:rStyle w:val="FunctionTok"/>
+        </w:rPr>
+        <w:t xml:space="preserve">:</w:t>
+      </w:r>
+      <w:r>
+        <w:rPr>
+          <w:rStyle w:val="NormalTok"/>
+        </w:rPr>
+        <w:t xml:space="preserve"> </w:t>
+      </w:r>
+      <w:r>
+        <w:rPr>
+          <w:rStyle w:val="FunctionTok"/>
+        </w:rPr>
+        <w:t xml:space="preserve">{</w:t>
+      </w:r>
+      <w:r>
+        <w:br/>
+      </w:r>
+      <w:r>
+        <w:rPr>
+          <w:rStyle w:val="NormalTok"/>
+        </w:rPr>
+        <w:t xml:space="preserve">    </w:t>
+      </w:r>
+      <w:r>
+        <w:rPr>
+          <w:rStyle w:val="DataTypeTok"/>
+        </w:rPr>
+        <w:t xml:space="preserve">"1ABC..."</w:t>
+      </w:r>
+      <w:r>
+        <w:rPr>
+          <w:rStyle w:val="FunctionTok"/>
+        </w:rPr>
+        <w:t xml:space="preserve">:</w:t>
+      </w:r>
+      <w:r>
+        <w:rPr>
+          <w:rStyle w:val="NormalTok"/>
+        </w:rPr>
+        <w:t xml:space="preserve"> </w:t>
+      </w:r>
+      <w:r>
+        <w:rPr>
+          <w:rStyle w:val="StringTok"/>
+        </w:rPr>
+        <w:t xml:space="preserve">"base64-encoded-signature"</w:t>
+      </w:r>
+      <w:r>
+        <w:br/>
+      </w:r>
+      <w:r>
+        <w:rPr>
+          <w:rStyle w:val="NormalTok"/>
+        </w:rPr>
+        <w:t xml:space="preserve">  </w:t>
+      </w:r>
+      <w:r>
+        <w:rPr>
+          <w:rStyle w:val="FunctionTok"/>
+        </w:rPr>
+        <w:t xml:space="preserve">}</w:t>
+      </w:r>
+      <w:r>
+        <w:br/>
+      </w:r>
+      <w:r>
+        <w:rPr>
+          <w:rStyle w:val="FunctionTok"/>
+        </w:rPr>
+        <w:t xml:space="preserve">}</w:t>
+      </w:r>
+    </w:p>
+    <w:p>
+      <w:pPr>
+        <w:pStyle w:val="FirstParagraph"/>
+      </w:pPr>
+      <w:r>
+        <w:t xml:space="preserve">The app compares</w:t>
+      </w:r>
+      <w:r>
+        <w:t xml:space="preserve"> </w:t>
+      </w:r>
+      <w:r>
+        <w:rPr>
+          <w:rStyle w:val="VerbatimChar"/>
+        </w:rPr>
+        <w:t xml:space="preserve">version</w:t>
+      </w:r>
+      <w:r>
+        <w:t xml:space="preserve"> </w:t>
+      </w:r>
+      <w:r>
+        <w:t xml:space="preserve">to</w:t>
+      </w:r>
+      <w:r>
+        <w:t xml:space="preserve"> </w:t>
+      </w:r>
+      <w:r>
+        <w:rPr>
+          <w:rStyle w:val="VerbatimChar"/>
+        </w:rPr>
+        <w:t xml:space="preserve">APP_VERSION</w:t>
+      </w:r>
+      <w:r>
+        <w:t xml:space="preserve"> </w:t>
+      </w:r>
+      <w:r>
+        <w:t xml:space="preserve">and only prompts for an update when the remote version is newer</w:t>
+      </w:r>
+      <w:r>
+        <w:t xml:space="preserve"> </w:t>
+      </w:r>
+      <w:r>
+        <w:rPr>
+          <w:b/>
+          <w:bCs/>
+        </w:rPr>
+        <w:t xml:space="preserve">and</w:t>
+      </w:r>
+      <w:r>
+        <w:t xml:space="preserve"> </w:t>
+      </w:r>
+      <w:r>
+        <w:t xml:space="preserve">the signature verifies.</w:t>
+      </w:r>
+    </w:p>
+    <w:p>
+      <w:pPr>
+        <w:pStyle w:val="BodyText"/>
+      </w:pPr>
+      <w:r>
+        <w:rPr>
+          <w:b/>
+          <w:bCs/>
+        </w:rPr>
+        <w:t xml:space="preserve">Code changes required:</w:t>
+      </w:r>
+    </w:p>
+    <w:p>
+      <w:pPr>
+        <w:pStyle w:val="Compact"/>
+        <w:numPr>
+          <w:ilvl w:val="0"/>
+          <w:numId w:val="1002"/>
+        </w:numPr>
+      </w:pPr>
+      <w:r>
+        <w:t xml:space="preserve">Change</w:t>
+      </w:r>
+      <w:r>
+        <w:t xml:space="preserve"> </w:t>
+      </w:r>
+      <w:r>
+        <w:rPr>
+          <w:rStyle w:val="VerbatimChar"/>
+        </w:rPr>
+        <w:t xml:space="preserve">VERSION_CHECK_URL</w:t>
+      </w:r>
+      <w:r>
+        <w:t xml:space="preserve"> </w:t>
+      </w:r>
+      <w:r>
+        <w:t xml:space="preserve">in</w:t>
+      </w:r>
+      <w:r>
+        <w:t xml:space="preserve"> </w:t>
+      </w:r>
+      <w:r>
+        <w:rPr>
+          <w:rStyle w:val="VerbatimChar"/>
+        </w:rPr>
+        <w:t xml:space="preserve">VersionCheckService.java</w:t>
+      </w:r>
+      <w:r>
+        <w:t xml:space="preserve"> </w:t>
+      </w:r>
+      <w:r>
+        <w:t xml:space="preserve">to the Strata endpoint.</w:t>
+      </w:r>
+    </w:p>
+    <w:p>
+      <w:pPr>
+        <w:pStyle w:val="Compact"/>
+        <w:numPr>
+          <w:ilvl w:val="0"/>
+          <w:numId w:val="1002"/>
+        </w:numPr>
+      </w:pPr>
+      <w:r>
+        <w:t xml:space="preserve">Replace the hardcoded signer address</w:t>
+      </w:r>
+      <w:r>
+        <w:t xml:space="preserve"> </w:t>
+      </w:r>
+      <w:r>
+        <w:rPr>
+          <w:rStyle w:val="VerbatimChar"/>
+        </w:rPr>
+        <w:t xml:space="preserve">1LiJx1HQ49L2LzhBwbgwXdHiGodvPg5YaV</w:t>
+      </w:r>
+      <w:r>
+        <w:t xml:space="preserve"> </w:t>
+      </w:r>
+      <w:r>
+        <w:t xml:space="preserve">with an Alpen-controlled address (see below).</w:t>
+      </w:r>
+    </w:p>
+    <w:p>
+      <w:pPr>
+        <w:pStyle w:val="Compact"/>
+        <w:numPr>
+          <w:ilvl w:val="0"/>
+          <w:numId w:val="1002"/>
+        </w:numPr>
+      </w:pPr>
+      <w:r>
+        <w:t xml:space="preserve">Repoint the</w:t>
+      </w:r>
+      <w:r>
+        <w:t xml:space="preserve"> </w:t>
+      </w:r>
+      <w:r>
+        <w:t xml:space="preserve">“Download latest”</w:t>
+      </w:r>
+      <w:r>
+        <w:t xml:space="preserve"> </w:t>
+      </w:r>
+      <w:r>
+        <w:t xml:space="preserve">link in</w:t>
+      </w:r>
+      <w:r>
+        <w:t xml:space="preserve"> </w:t>
+      </w:r>
+      <w:r>
+        <w:rPr>
+          <w:rStyle w:val="VerbatimChar"/>
+        </w:rPr>
+        <w:t xml:space="preserve">AppController.java</w:t>
+      </w:r>
+      <w:r>
+        <w:t xml:space="preserve"> </w:t>
+      </w:r>
+      <w:r>
+        <w:t xml:space="preserve">to the Strata download page or GitHub Releases.</w:t>
+      </w:r>
+    </w:p>
+    <w:p>
+      <w:pPr>
+        <w:pStyle w:val="FirstParagraph"/>
+      </w:pPr>
+      <w:r>
+        <w:rPr>
+          <w:b/>
+          <w:bCs/>
+        </w:rPr>
+        <w:t xml:space="preserve">Release workflow:</w:t>
+      </w:r>
+      <w:r>
+        <w:t xml:space="preserve"> </w:t>
+      </w:r>
+      <w:r>
+        <w:t xml:space="preserve">After each Strata release, update the hosted</w:t>
+      </w:r>
+      <w:r>
+        <w:t xml:space="preserve"> </w:t>
+      </w:r>
+      <w:r>
+        <w:rPr>
+          <w:rStyle w:val="VerbatimChar"/>
+        </w:rPr>
+        <w:t xml:space="preserve">version</w:t>
+      </w:r>
+      <w:r>
+        <w:t xml:space="preserve"> </w:t>
+      </w:r>
+      <w:r>
+        <w:t xml:space="preserve">file with the new version string and a fresh signature. This can be a CI step or a manual step in the release checklist.</w:t>
+      </w:r>
+    </w:p>
+    <w:p>
+      <w:pPr>
+        <w:pStyle w:val="BodyText"/>
+      </w:pPr>
+      <w:r>
+        <w:rPr>
+          <w:b/>
+          <w:bCs/>
+        </w:rPr>
+        <w:t xml:space="preserve">Operational steps:</w:t>
+      </w:r>
+    </w:p>
+    <w:p>
+      <w:pPr>
+        <w:pStyle w:val="Compact"/>
+        <w:numPr>
+          <w:ilvl w:val="0"/>
+          <w:numId w:val="1003"/>
+        </w:numPr>
+      </w:pPr>
+      <w:r>
+        <w:t xml:space="preserve">Generate a dedicated Bitcoin keypair for version announcements (do not reuse a hot wallet or user funds key).</w:t>
+      </w:r>
+    </w:p>
+    <w:p>
+      <w:pPr>
+        <w:pStyle w:val="Compact"/>
+        <w:numPr>
+          <w:ilvl w:val="0"/>
+          <w:numId w:val="1003"/>
+        </w:numPr>
+      </w:pPr>
+      <w:r>
+        <w:t xml:space="preserve">Record the P2PKH address and hardcode it in</w:t>
+      </w:r>
+      <w:r>
+        <w:t xml:space="preserve"> </w:t>
+      </w:r>
+      <w:r>
+        <w:rPr>
+          <w:rStyle w:val="VerbatimChar"/>
+        </w:rPr>
+        <w:t xml:space="preserve">VersionCheckService.java</w:t>
+      </w:r>
+      <w:r>
+        <w:t xml:space="preserve"> </w:t>
+      </w:r>
+      <w:r>
+        <w:t xml:space="preserve">(replacing Craig Raw’s address).</w:t>
+      </w:r>
+    </w:p>
+    <w:p>
+      <w:pPr>
+        <w:pStyle w:val="Compact"/>
+        <w:numPr>
+          <w:ilvl w:val="0"/>
+          <w:numId w:val="1003"/>
+        </w:numPr>
+      </w:pPr>
+      <w:r>
+        <w:t xml:space="preserve">Store the private key securely (password manager, HSM, or offline signing machine) — only needed at release time.</w:t>
+      </w:r>
+    </w:p>
+    <w:p>
+      <w:pPr>
+        <w:pStyle w:val="Compact"/>
+        <w:numPr>
+          <w:ilvl w:val="0"/>
+          <w:numId w:val="1003"/>
+        </w:numPr>
+      </w:pPr>
+      <w:r>
+        <w:t xml:space="preserve">At each release, sign the version string (e.g. </w:t>
+      </w:r>
+      <w:r>
+        <w:rPr>
+          <w:rStyle w:val="VerbatimChar"/>
+        </w:rPr>
+        <w:t xml:space="preserve">"2.5.3"</w:t>
+      </w:r>
+      <w:r>
+        <w:t xml:space="preserve">) with that key and publish the base64 signature in the hosted JSON.</w:t>
+      </w:r>
+    </w:p>
+    <w:p>
+      <w:pPr>
+        <w:pStyle w:val="FirstParagraph"/>
+      </w:pPr>
+      <w:r>
+        <w:t xml:space="preserve">Hosting on GitHub raw or Pages is acceptable; the signature is what prevents a compromised GitHub account (or MITM) from pushing a fake</w:t>
+      </w:r>
+      <w:r>
+        <w:t xml:space="preserve"> </w:t>
+      </w:r>
+      <w:r>
+        <w:t xml:space="preserve">“new version”</w:t>
+      </w:r>
+      <w:r>
+        <w:t xml:space="preserve"> </w:t>
+      </w:r>
+      <w:r>
+        <w:t xml:space="preserve">to users. HTTPS alone is insufficient because the app explicitly verifies the signer.</w:t>
+      </w:r>
+    </w:p>
     <w:bookmarkEnd w:id="22"/>
+    <w:bookmarkStart w:id="23" w:name="branding-co-installation-and-user-data"/>
+    <w:p>
+      <w:pPr>
+        <w:pStyle w:val="Heading3"/>
+      </w:pPr>
+      <w:r>
+        <w:t xml:space="preserve">Branding, co-installation, and user data</w:t>
+      </w:r>
+    </w:p>
+    <w:p>
+      <w:pPr>
+        <w:pStyle w:val="FirstParagraph"/>
+      </w:pPr>
+      <w:r>
+        <w:t xml:space="preserve">If Strata Edition ships with upstream</w:t>
+      </w:r>
+      <w:r>
+        <w:t xml:space="preserve"> </w:t>
+      </w:r>
+      <w:r>
+        <w:rPr>
+          <w:rStyle w:val="VerbatimChar"/>
+        </w:rPr>
+        <w:t xml:space="preserve">APP_ID</w:t>
+      </w:r>
+      <w:r>
+        <w:t xml:space="preserve">,</w:t>
+      </w:r>
+      <w:r>
+        <w:t xml:space="preserve"> </w:t>
+      </w:r>
+      <w:r>
+        <w:rPr>
+          <w:rStyle w:val="VerbatimChar"/>
+        </w:rPr>
+        <w:t xml:space="preserve">APP_NAME</w:t>
+      </w:r>
+      <w:r>
+        <w:t xml:space="preserve">, and home directory unchanged:</w:t>
+      </w:r>
+    </w:p>
+    <w:p>
+      <w:pPr>
+        <w:pStyle w:val="Compact"/>
+        <w:numPr>
+          <w:ilvl w:val="0"/>
+          <w:numId w:val="1004"/>
+        </w:numPr>
+      </w:pPr>
+      <w:r>
+        <w:t xml:space="preserve">Only one instance can run at a time (lock file collision).</w:t>
+      </w:r>
+    </w:p>
+    <w:p>
+      <w:pPr>
+        <w:pStyle w:val="Compact"/>
+        <w:numPr>
+          <w:ilvl w:val="0"/>
+          <w:numId w:val="1004"/>
+        </w:numPr>
+      </w:pPr>
+      <w:r>
+        <w:t xml:space="preserve">Config, wallets, and transaction labels are shared with upstream Sparrow in</w:t>
+      </w:r>
+      <w:r>
+        <w:t xml:space="preserve"> </w:t>
+      </w:r>
+      <w:r>
+        <w:rPr>
+          <w:rStyle w:val="VerbatimChar"/>
+        </w:rPr>
+        <w:t xml:space="preserve">~/.sparrow</w:t>
+      </w:r>
+      <w:r>
+        <w:t xml:space="preserve"> </w:t>
+      </w:r>
+      <w:r>
+        <w:t xml:space="preserve">(or</w:t>
+      </w:r>
+      <w:r>
+        <w:t xml:space="preserve"> </w:t>
+      </w:r>
+      <w:r>
+        <w:rPr>
+          <w:rStyle w:val="VerbatimChar"/>
+        </w:rPr>
+        <w:t xml:space="preserve">%APPDATA%/Sparrow</w:t>
+      </w:r>
+      <w:r>
+        <w:t xml:space="preserve">).</w:t>
+      </w:r>
+    </w:p>
+    <w:p>
+      <w:pPr>
+        <w:pStyle w:val="Compact"/>
+        <w:numPr>
+          <w:ilvl w:val="0"/>
+          <w:numId w:val="1004"/>
+        </w:numPr>
+      </w:pPr>
+      <w:r>
+        <w:t xml:space="preserve">Users cannot distinguish the two products in the OS (dock, installer names, menu entries).</w:t>
+      </w:r>
+    </w:p>
+    <w:p>
+      <w:pPr>
+        <w:pStyle w:val="FirstParagraph"/>
+      </w:pPr>
+      <w:r>
+        <w:rPr>
+          <w:b/>
+          <w:bCs/>
+        </w:rPr>
+        <w:t xml:space="preserve">Minimum for side-by-side install:</w:t>
+      </w:r>
+      <w:r>
+        <w:t xml:space="preserve"> </w:t>
+      </w:r>
+      <w:r>
+        <w:t xml:space="preserve">different</w:t>
+      </w:r>
+      <w:r>
+        <w:t xml:space="preserve"> </w:t>
+      </w:r>
+      <w:r>
+        <w:rPr>
+          <w:rStyle w:val="VerbatimChar"/>
+        </w:rPr>
+        <w:t xml:space="preserve">APP_ID</w:t>
+      </w:r>
+      <w:r>
+        <w:t xml:space="preserve">, different home directory (or documented</w:t>
+      </w:r>
+      <w:r>
+        <w:t xml:space="preserve"> </w:t>
+      </w:r>
+      <w:r>
+        <w:rPr>
+          <w:rStyle w:val="VerbatimChar"/>
+        </w:rPr>
+        <w:t xml:space="preserve">-d</w:t>
+      </w:r>
+      <w:r>
+        <w:t xml:space="preserve"> </w:t>
+      </w:r>
+      <w:r>
+        <w:t xml:space="preserve">/</w:t>
+      </w:r>
+      <w:r>
+        <w:t xml:space="preserve"> </w:t>
+      </w:r>
+      <w:r>
+        <w:rPr>
+          <w:rStyle w:val="VerbatimChar"/>
+        </w:rPr>
+        <w:t xml:space="preserve">sparrow.home</w:t>
+      </w:r>
+      <w:r>
+        <w:t xml:space="preserve">), and distinct</w:t>
+      </w:r>
+      <w:r>
+        <w:t xml:space="preserve"> </w:t>
+      </w:r>
+      <w:r>
+        <w:rPr>
+          <w:rStyle w:val="VerbatimChar"/>
+        </w:rPr>
+        <w:t xml:space="preserve">jpackage</w:t>
+      </w:r>
+      <w:r>
+        <w:t xml:space="preserve"> </w:t>
+      </w:r>
+      <w:r>
+        <w:t xml:space="preserve">/ installer names. Branding (icons, about dialog, donation link) should follow so users know which product they are running.</w:t>
+      </w:r>
+    </w:p>
+    <w:bookmarkEnd w:id="23"/>
+    <w:bookmarkStart w:id="24" w:name="upstream-url-replacements"/>
+    <w:p>
+      <w:pPr>
+        <w:pStyle w:val="Heading3"/>
+      </w:pPr>
+      <w:r>
+        <w:t xml:space="preserve">Upstream URL replacements</w:t>
+      </w:r>
+    </w:p>
+    <w:p>
+      <w:pPr>
+        <w:pStyle w:val="FirstParagraph"/>
+      </w:pPr>
+      <w:r>
+        <w:t xml:space="preserve">Every link in the</w:t>
+      </w:r>
+      <w:r>
+        <w:t xml:space="preserve"> </w:t>
+      </w:r>
+      <w:r>
+        <w:t xml:space="preserve">“Hardcoded Upstream URLs”</w:t>
+      </w:r>
+      <w:r>
+        <w:t xml:space="preserve"> </w:t>
+      </w:r>
+      <w:r>
+        <w:t xml:space="preserve">table must be explicitly handled — not left as-is:</w:t>
+      </w:r>
+    </w:p>
+    <w:tbl>
+      <w:tblPr>
+        <w:tblStyle w:val="Table"/>
+        <w:tblW w:type="pct" w:w="5000"/>
+        <w:tblLayout w:type="fixed"/>
+        <w:tblLook w:firstRow="1" w:lastRow="0" w:firstColumn="0" w:lastColumn="0" w:noHBand="0" w:noVBand="0" w:val="0020"/>
+      </w:tblPr>
+      <w:tblGrid>
+        <w:gridCol w:w="2050"/>
+        <w:gridCol w:w="5869"/>
+      </w:tblGrid>
+      <w:tr>
+        <w:trPr>
+          <w:tblHeader w:val="on"/>
+        </w:trPr>
+        <w:tc>
+          <w:tcPr/>
+          <w:p>
+            <w:pPr>
+              <w:pStyle w:val="Compact"/>
+            </w:pPr>
+            <w:r>
+              <w:t xml:space="preserve">Action</w:t>
+            </w:r>
+          </w:p>
+        </w:tc>
+        <w:tc>
+          <w:tcPr/>
+          <w:p>
+            <w:pPr>
+              <w:pStyle w:val="Compact"/>
+            </w:pPr>
+            <w:r>
+              <w:t xml:space="preserve">Examples</w:t>
+            </w:r>
+          </w:p>
+        </w:tc>
+      </w:tr>
+      <w:tr>
+        <w:tc>
+          <w:tcPr/>
+          <w:p>
+            <w:pPr>
+              <w:pStyle w:val="Compact"/>
+            </w:pPr>
+            <w:r>
+              <w:rPr>
+                <w:b/>
+                <w:bCs/>
+              </w:rPr>
+              <w:t xml:space="preserve">Repoint</w:t>
+            </w:r>
+          </w:p>
+        </w:tc>
+        <w:tc>
+          <w:tcPr/>
+          <w:p>
+            <w:pPr>
+              <w:pStyle w:val="Compact"/>
+            </w:pPr>
+            <w:r>
+              <w:t xml:space="preserve">Download page → GitHub Releases or Alpen download site; docs → Strata documentation</w:t>
+            </w:r>
+          </w:p>
+        </w:tc>
+      </w:tr>
+      <w:tr>
+        <w:tc>
+          <w:tcPr/>
+          <w:p>
+            <w:pPr>
+              <w:pStyle w:val="Compact"/>
+            </w:pPr>
+            <w:r>
+              <w:rPr>
+                <w:b/>
+                <w:bCs/>
+              </w:rPr>
+              <w:t xml:space="preserve">Replace</w:t>
+            </w:r>
+          </w:p>
+        </w:tc>
+        <w:tc>
+          <w:tcPr/>
+          <w:p>
+            <w:pPr>
+              <w:pStyle w:val="Compact"/>
+            </w:pPr>
+            <w:r>
+              <w:t xml:space="preserve">Support / bug report → Alpen issue tracker or support channel</w:t>
+            </w:r>
+          </w:p>
+        </w:tc>
+      </w:tr>
+      <w:tr>
+        <w:tc>
+          <w:tcPr/>
+          <w:p>
+            <w:pPr>
+              <w:pStyle w:val="Compact"/>
+            </w:pPr>
+            <w:r>
+              <w:rPr>
+                <w:b/>
+                <w:bCs/>
+              </w:rPr>
+              <w:t xml:space="preserve">Remove or replace</w:t>
+            </w:r>
+          </w:p>
+        </w:tc>
+        <w:tc>
+          <w:tcPr/>
+          <w:p>
+            <w:pPr>
+              <w:pStyle w:val="Compact"/>
+            </w:pPr>
+            <w:r>
+              <w:t xml:space="preserve">Donate link in About dialog</w:t>
+            </w:r>
+          </w:p>
+        </w:tc>
+      </w:tr>
+      <w:tr>
+        <w:tc>
+          <w:tcPr/>
+          <w:p>
+            <w:pPr>
+              <w:pStyle w:val="Compact"/>
+            </w:pPr>
+            <w:r>
+              <w:rPr>
+                <w:b/>
+                <w:bCs/>
+              </w:rPr>
+              <w:t xml:space="preserve">Update packaging metadata</w:t>
+            </w:r>
+          </w:p>
+        </w:tc>
+        <w:tc>
+          <w:tcPr/>
+          <w:p>
+            <w:pPr>
+              <w:pStyle w:val="Compact"/>
+            </w:pPr>
+            <w:r>
+              <w:t xml:space="preserve">Linux</w:t>
+            </w:r>
+            <w:r>
+              <w:t xml:space="preserve"> </w:t>
+            </w:r>
+            <w:r>
+              <w:rPr>
+                <w:rStyle w:val="VerbatimChar"/>
+              </w:rPr>
+              <w:t xml:space="preserve">control</w:t>
+            </w:r>
+            <w:r>
+              <w:t xml:space="preserve"> </w:t>
+            </w:r>
+            <w:r>
+              <w:t xml:space="preserve">/</w:t>
+            </w:r>
+            <w:r>
+              <w:t xml:space="preserve"> </w:t>
+            </w:r>
+            <w:r>
+              <w:rPr>
+                <w:rStyle w:val="VerbatimChar"/>
+              </w:rPr>
+              <w:t xml:space="preserve">.spec</w:t>
+            </w:r>
+            <w:r>
+              <w:t xml:space="preserve"> </w:t>
+            </w:r>
+            <w:r>
+              <w:t xml:space="preserve">maintainer and URL fields</w:t>
+            </w:r>
+          </w:p>
+        </w:tc>
+      </w:tr>
+      <w:tr>
+        <w:tc>
+          <w:tcPr/>
+          <w:p>
+            <w:pPr>
+              <w:pStyle w:val="Compact"/>
+            </w:pPr>
+            <w:r>
+              <w:rPr>
+                <w:b/>
+                <w:bCs/>
+              </w:rPr>
+              <w:t xml:space="preserve">Update README</w:t>
+            </w:r>
+          </w:p>
+        </w:tc>
+        <w:tc>
+          <w:tcPr/>
+          <w:p>
+            <w:pPr>
+              <w:pStyle w:val="Compact"/>
+            </w:pPr>
+            <w:r>
+              <w:t xml:space="preserve">Issue tracker, build instructions, attribution</w:t>
+            </w:r>
+          </w:p>
+        </w:tc>
+      </w:tr>
+    </w:tbl>
+    <w:p>
+      <w:pPr>
+        <w:pStyle w:val="BodyText"/>
+      </w:pPr>
+      <w:r>
+        <w:t xml:space="preserve">Leaving any of these unchanged misleads users and sends telemetry or support traffic to the wrong project.</w:t>
+      </w:r>
+    </w:p>
+    <w:bookmarkEnd w:id="24"/>
+    <w:bookmarkStart w:id="25" w:name="open-decisions"/>
+    <w:p>
+      <w:pPr>
+        <w:pStyle w:val="Heading3"/>
+      </w:pPr>
+      <w:r>
+        <w:t xml:space="preserve">Open decisions</w:t>
+      </w:r>
+    </w:p>
+    <w:p>
+      <w:pPr>
+        <w:pStyle w:val="Compact"/>
+        <w:numPr>
+          <w:ilvl w:val="0"/>
+          <w:numId w:val="1005"/>
+        </w:numPr>
+      </w:pPr>
+      <w:r>
+        <w:rPr>
+          <w:b/>
+          <w:bCs/>
+        </w:rPr>
+        <w:t xml:space="preserve">Endpoint host (recommendation):</w:t>
+      </w:r>
+      <w:r>
+        <w:t xml:space="preserve"> </w:t>
+      </w:r>
+      <w:r>
+        <w:t xml:space="preserve">Use</w:t>
+      </w:r>
+      <w:r>
+        <w:t xml:space="preserve"> </w:t>
+      </w:r>
+      <w:r>
+        <w:rPr>
+          <w:b/>
+          <w:bCs/>
+        </w:rPr>
+        <w:t xml:space="preserve">GitHub raw</w:t>
+      </w:r>
+      <w:r>
+        <w:t xml:space="preserve"> </w:t>
+      </w:r>
+      <w:r>
+        <w:t xml:space="preserve">in the release repo for now — e.g. </w:t>
+      </w:r>
+      <w:r>
+        <w:rPr>
+          <w:rStyle w:val="VerbatimChar"/>
+        </w:rPr>
+        <w:t xml:space="preserve">https://raw.githubusercontent.com/&lt;org&gt;/sparrow-strata/main/version</w:t>
+      </w:r>
+      <w:r>
+        <w:t xml:space="preserve">. Zero extra infrastructure; the file can live beside release artifacts and be updated by CI when a GitHub Release is published. Bitcoin message signing is what actually protects users, not the hostname. Move to</w:t>
+      </w:r>
+      <w:r>
+        <w:t xml:space="preserve"> </w:t>
+      </w:r>
+      <w:r>
+        <w:rPr>
+          <w:b/>
+          <w:bCs/>
+        </w:rPr>
+        <w:t xml:space="preserve">GitHub Pages with a custom subdomain</w:t>
+      </w:r>
+      <w:r>
+        <w:t xml:space="preserve"> </w:t>
+      </w:r>
+      <w:r>
+        <w:t xml:space="preserve">(e.g. </w:t>
+      </w:r>
+      <w:r>
+        <w:rPr>
+          <w:rStyle w:val="VerbatimChar"/>
+        </w:rPr>
+        <w:t xml:space="preserve">updates.strata.example.com</w:t>
+      </w:r>
+      <w:r>
+        <w:t xml:space="preserve">) only if you want a cleaner URL without owning a full product site. A</w:t>
+      </w:r>
+      <w:r>
+        <w:t xml:space="preserve"> </w:t>
+      </w:r>
+      <w:r>
+        <w:rPr>
+          <w:b/>
+          <w:bCs/>
+        </w:rPr>
+        <w:t xml:space="preserve">dedicated domain</w:t>
+      </w:r>
+      <w:r>
+        <w:t xml:space="preserve"> </w:t>
+      </w:r>
+      <w:r>
+        <w:t xml:space="preserve">is worth it once you already run a Strata website or download page — not for a lone JSON file in early releases.</w:t>
+      </w:r>
+    </w:p>
+    <w:p>
+      <w:pPr>
+        <w:pStyle w:val="Compact"/>
+        <w:numPr>
+          <w:ilvl w:val="0"/>
+          <w:numId w:val="1005"/>
+        </w:numPr>
+      </w:pPr>
+      <w:r>
+        <w:rPr>
+          <w:b/>
+          <w:bCs/>
+        </w:rPr>
+        <w:t xml:space="preserve">Disable vs replace:</w:t>
+      </w:r>
+      <w:r>
+        <w:t xml:space="preserve"> </w:t>
+      </w:r>
+      <w:r>
+        <w:t xml:space="preserve">Should automatic update check be disabled until the Strata endpoint is live, or ship with the new URL from day one?</w:t>
+      </w:r>
+    </w:p>
+    <w:p>
+      <w:pPr>
+        <w:pStyle w:val="Compact"/>
+        <w:numPr>
+          <w:ilvl w:val="0"/>
+          <w:numId w:val="1005"/>
+        </w:numPr>
+      </w:pPr>
+      <w:r>
+        <w:rPr>
+          <w:b/>
+          <w:bCs/>
+        </w:rPr>
+        <w:t xml:space="preserve">Signer key custody:</w:t>
+      </w:r>
+      <w:r>
+        <w:t xml:space="preserve"> </w:t>
+      </w:r>
+      <w:r>
+        <w:t xml:space="preserve">Single release-manager key vs multi-signer (would require code changes — upstream only accepts one hardcoded address today).</w:t>
+      </w:r>
+    </w:p>
+    <w:p>
+      <w:r>
+        <w:pict>
+          <v:rect style="width:0;height:1.5pt" o:hralign="center" o:hrstd="t" o:hr="t"/>
+        </w:pict>
+      </w:r>
+    </w:p>
+    <w:bookmarkEnd w:id="25"/>
+    <w:bookmarkEnd w:id="26"/>
+    <w:bookmarkEnd w:id="27"/>
     <w:sectPr>
       <w:headerReference r:id="rId9" w:type="default"/>
       <w:footerReference r:id="rId10" w:type="default"/>
@@ -1717,6 +2887,194 @@
       </w:pPr>
     </w:lvl>
   </w:abstractNum>
+  <w:abstractNum w:abstractNumId="991">
+    <w:nsid w:val="0000A991"/>
+    <w:multiLevelType w:val="multilevel"/>
+    <w:lvl w:ilvl="0">
+      <w:numFmt w:val="bullet"/>
+      <w:lvlText w:val=""/>
+      <w:lvlJc w:val="left"/>
+      <w:pPr>
+        <w:ind w:left="720" w:hanging="360"/>
+      </w:pPr>
+      <w:rPr>
+        <w:rFonts w:ascii="Symbol" w:hAnsi="Symbol" w:cs="Symbol" w:hint="default"/>
+      </w:rPr>
+    </w:lvl>
+    <w:lvl w:ilvl="1">
+      <w:numFmt w:val="bullet"/>
+      <w:lvlText w:val="o"/>
+      <w:lvlJc w:val="left"/>
+      <w:pPr>
+        <w:ind w:left="1440" w:hanging="360"/>
+      </w:pPr>
+      <w:rPr>
+        <w:rFonts w:ascii="Courier New" w:hAnsi="Courier New" w:cs="Courier New" w:hint="default"/>
+      </w:rPr>
+    </w:lvl>
+    <w:lvl w:ilvl="2">
+      <w:numFmt w:val="bullet"/>
+      <w:lvlText w:val=""/>
+      <w:lvlJc w:val="left"/>
+      <w:pPr>
+        <w:ind w:left="2160" w:hanging="360"/>
+      </w:pPr>
+      <w:rPr>
+        <w:rFonts w:ascii="Wingdings" w:hAnsi="Wingdings" w:cs="Wingdings" w:hint="default"/>
+      </w:rPr>
+    </w:lvl>
+    <w:lvl w:ilvl="3">
+      <w:numFmt w:val="bullet"/>
+      <w:lvlText w:val=""/>
+      <w:lvlJc w:val="left"/>
+      <w:pPr>
+        <w:ind w:left="2880" w:hanging="360"/>
+      </w:pPr>
+      <w:rPr>
+        <w:rFonts w:ascii="Symbol" w:hAnsi="Symbol" w:cs="Symbol" w:hint="default"/>
+      </w:rPr>
+    </w:lvl>
+    <w:lvl w:ilvl="4">
+      <w:numFmt w:val="bullet"/>
+      <w:lvlText w:val="o"/>
+      <w:lvlJc w:val="left"/>
+      <w:pPr>
+        <w:ind w:left="3600" w:hanging="360"/>
+      </w:pPr>
+      <w:rPr>
+        <w:rFonts w:ascii="Courier New" w:hAnsi="Courier New" w:cs="Courier New" w:hint="default"/>
+      </w:rPr>
+    </w:lvl>
+    <w:lvl w:ilvl="5">
+      <w:numFmt w:val="bullet"/>
+      <w:lvlText w:val=""/>
+      <w:lvlJc w:val="left"/>
+      <w:pPr>
+        <w:ind w:left="4320" w:hanging="360"/>
+      </w:pPr>
+      <w:rPr>
+        <w:rFonts w:ascii="Wingdings" w:hAnsi="Wingdings" w:cs="Wingdings" w:hint="default"/>
+      </w:rPr>
+    </w:lvl>
+    <w:lvl w:ilvl="6">
+      <w:numFmt w:val="bullet"/>
+      <w:lvlText w:val=""/>
+      <w:lvlJc w:val="left"/>
+      <w:pPr>
+        <w:ind w:left="5040" w:hanging="360"/>
+      </w:pPr>
+      <w:rPr>
+        <w:rFonts w:ascii="Symbol" w:hAnsi="Symbol" w:cs="Symbol" w:hint="default"/>
+      </w:rPr>
+    </w:lvl>
+    <w:lvl w:ilvl="7">
+      <w:numFmt w:val="bullet"/>
+      <w:lvlText w:val="o"/>
+      <w:lvlJc w:val="left"/>
+      <w:pPr>
+        <w:ind w:left="5760" w:hanging="360"/>
+      </w:pPr>
+      <w:rPr>
+        <w:rFonts w:ascii="Courier New" w:hAnsi="Courier New" w:cs="Courier New" w:hint="default"/>
+      </w:rPr>
+    </w:lvl>
+    <w:lvl w:ilvl="8">
+      <w:numFmt w:val="bullet"/>
+      <w:lvlText w:val=""/>
+      <w:lvlJc w:val="left"/>
+      <w:pPr>
+        <w:ind w:left="6480" w:hanging="360"/>
+      </w:pPr>
+      <w:rPr>
+        <w:rFonts w:ascii="Wingdings" w:hAnsi="Wingdings" w:cs="Wingdings" w:hint="default"/>
+      </w:rPr>
+    </w:lvl>
+  </w:abstractNum>
+  <w:abstractNum w:abstractNumId="99411">
+    <w:nsid w:val="00A99411"/>
+    <w:multiLevelType w:val="multilevel"/>
+    <w:lvl w:ilvl="0">
+      <w:start w:val="1"/>
+      <w:numFmt w:val="decimal"/>
+      <w:lvlText w:val="%1."/>
+      <w:lvlJc w:val="left"/>
+      <w:pPr>
+        <w:ind w:left="720" w:hanging="360"/>
+      </w:pPr>
+    </w:lvl>
+    <w:lvl w:ilvl="1">
+      <w:start w:val="1"/>
+      <w:numFmt w:val="decimal"/>
+      <w:lvlText w:val="%2."/>
+      <w:lvlJc w:val="left"/>
+      <w:pPr>
+        <w:ind w:left="1440" w:hanging="360"/>
+      </w:pPr>
+    </w:lvl>
+    <w:lvl w:ilvl="2">
+      <w:start w:val="1"/>
+      <w:numFmt w:val="decimal"/>
+      <w:lvlText w:val="%3."/>
+      <w:lvlJc w:val="left"/>
+      <w:pPr>
+        <w:ind w:left="2160" w:hanging="360"/>
+      </w:pPr>
+    </w:lvl>
+    <w:lvl w:ilvl="3">
+      <w:start w:val="1"/>
+      <w:numFmt w:val="decimal"/>
+      <w:lvlText w:val="%4."/>
+      <w:lvlJc w:val="left"/>
+      <w:pPr>
+        <w:ind w:left="2880" w:hanging="360"/>
+      </w:pPr>
+    </w:lvl>
+    <w:lvl w:ilvl="4">
+      <w:start w:val="1"/>
+      <w:numFmt w:val="decimal"/>
+      <w:lvlText w:val="%5."/>
+      <w:lvlJc w:val="left"/>
+      <w:pPr>
+        <w:ind w:left="3600" w:hanging="360"/>
+      </w:pPr>
+    </w:lvl>
+    <w:lvl w:ilvl="5">
+      <w:start w:val="1"/>
+      <w:numFmt w:val="decimal"/>
+      <w:lvlText w:val="%6."/>
+      <w:lvlJc w:val="left"/>
+      <w:pPr>
+        <w:ind w:left="4320" w:hanging="360"/>
+      </w:pPr>
+    </w:lvl>
+    <w:lvl w:ilvl="6">
+      <w:start w:val="1"/>
+      <w:numFmt w:val="decimal"/>
+      <w:lvlText w:val="%7."/>
+      <w:lvlJc w:val="left"/>
+      <w:pPr>
+        <w:ind w:left="5040" w:hanging="360"/>
+      </w:pPr>
+    </w:lvl>
+    <w:lvl w:ilvl="7">
+      <w:start w:val="1"/>
+      <w:numFmt w:val="decimal"/>
+      <w:lvlText w:val="%8."/>
+      <w:lvlJc w:val="left"/>
+      <w:pPr>
+        <w:ind w:left="5760" w:hanging="360"/>
+      </w:pPr>
+    </w:lvl>
+    <w:lvl w:ilvl="8">
+      <w:start w:val="1"/>
+      <w:numFmt w:val="decimal"/>
+      <w:lvlText w:val="%9."/>
+      <w:lvlJc w:val="left"/>
+      <w:pPr>
+        <w:ind w:left="6480" w:hanging="360"/>
+      </w:pPr>
+    </w:lvl>
+  </w:abstractNum>
   <w:num w:numId="1">
     <w:abstractNumId w:val="1"/>
   </w:num>
@@ -1731,6 +3089,75 @@
   </w:num>
   <w:num w:numId="1000">
     <w:abstractNumId w:val="990"/>
+  </w:num>
+  <w:num w:numId="1001">
+    <w:abstractNumId w:val="991"/>
+  </w:num>
+  <w:num w:numId="1002">
+    <w:abstractNumId w:val="99411"/>
+    <w:lvlOverride w:ilvl="0">
+      <w:startOverride w:val="1"/>
+    </w:lvlOverride>
+    <w:lvlOverride w:ilvl="1">
+      <w:startOverride w:val="1"/>
+    </w:lvlOverride>
+    <w:lvlOverride w:ilvl="2">
+      <w:startOverride w:val="1"/>
+    </w:lvlOverride>
+    <w:lvlOverride w:ilvl="3">
+      <w:startOverride w:val="1"/>
+    </w:lvlOverride>
+    <w:lvlOverride w:ilvl="4">
+      <w:startOverride w:val="1"/>
+    </w:lvlOverride>
+    <w:lvlOverride w:ilvl="5">
+      <w:startOverride w:val="1"/>
+    </w:lvlOverride>
+    <w:lvlOverride w:ilvl="6">
+      <w:startOverride w:val="1"/>
+    </w:lvlOverride>
+    <w:lvlOverride w:ilvl="7">
+      <w:startOverride w:val="1"/>
+    </w:lvlOverride>
+    <w:lvlOverride w:ilvl="8">
+      <w:startOverride w:val="1"/>
+    </w:lvlOverride>
+  </w:num>
+  <w:num w:numId="1003">
+    <w:abstractNumId w:val="99411"/>
+    <w:lvlOverride w:ilvl="0">
+      <w:startOverride w:val="1"/>
+    </w:lvlOverride>
+    <w:lvlOverride w:ilvl="1">
+      <w:startOverride w:val="1"/>
+    </w:lvlOverride>
+    <w:lvlOverride w:ilvl="2">
+      <w:startOverride w:val="1"/>
+    </w:lvlOverride>
+    <w:lvlOverride w:ilvl="3">
+      <w:startOverride w:val="1"/>
+    </w:lvlOverride>
+    <w:lvlOverride w:ilvl="4">
+      <w:startOverride w:val="1"/>
+    </w:lvlOverride>
+    <w:lvlOverride w:ilvl="5">
+      <w:startOverride w:val="1"/>
+    </w:lvlOverride>
+    <w:lvlOverride w:ilvl="6">
+      <w:startOverride w:val="1"/>
+    </w:lvlOverride>
+    <w:lvlOverride w:ilvl="7">
+      <w:startOverride w:val="1"/>
+    </w:lvlOverride>
+    <w:lvlOverride w:ilvl="8">
+      <w:startOverride w:val="1"/>
+    </w:lvlOverride>
+  </w:num>
+  <w:num w:numId="1004">
+    <w:abstractNumId w:val="991"/>
+  </w:num>
+  <w:num w:numId="1005">
+    <w:abstractNumId w:val="991"/>
   </w:num>
 </w:numbering>
 </file>
